--- a/(e)CRF/Per protocolnaam/25_UDI Tracking Log Orthotimer.docx
+++ b/(e)CRF/Per protocolnaam/25_UDI Tracking Log Orthotimer.docx
@@ -24,7 +24,7 @@
           <w:szCs w:val="28"/>
           <w:lang w:val="en-US"/>
         </w:rPr>
-        <w:t xml:space="preserve">Appendix </w:t>
+        <w:t>eCRF Document 25: UDI Tracking Log Orthotimer</w:t>
       </w:r>
       <w:r>
         <w:rPr>
@@ -35,7 +35,6 @@
           <w:szCs w:val="28"/>
           <w:lang w:val="en-US"/>
         </w:rPr>
-        <w:t>2</w:t>
       </w:r>
       <w:r>
         <w:rPr>
@@ -46,7 +45,6 @@
           <w:szCs w:val="28"/>
           <w:lang w:val="en-US"/>
         </w:rPr>
-        <w:t>5</w:t>
       </w:r>
       <w:r>
         <w:rPr>
@@ -57,7 +55,6 @@
           <w:szCs w:val="28"/>
           <w:lang w:val="en-US"/>
         </w:rPr>
-        <w:t xml:space="preserve">: </w:t>
       </w:r>
       <w:r>
         <w:rPr>
@@ -67,7 +64,6 @@
           <w:sz w:val="28"/>
           <w:szCs w:val="28"/>
         </w:rPr>
-        <w:t>UDI  ActivationTracking Log Orthotimer</w:t>
       </w:r>
     </w:p>
     <w:p>
